--- a/paper/K-S-Database-Resource-Paper.docx
+++ b/paper/K-S-Database-Resource-Paper.docx
@@ -5047,7 +5047,18 @@
               <w:t xml:space="preserve"> </w:t>
             </w:r>
             <w:r>
-              <w:t xml:space="preserve">Motif ranks, percentiles, and promiscuity indices for the human kinome specificity atlases. Provided as</w:t>
+              <w:t xml:space="preserve">Motif ranks, percentiles, and promiscuity indices for the human kinome specificity atlases. Because of its size (27.8 million rows; 3.6 GB), this table is available from Zenodo (</w:t>
+            </w:r>
+            <w:hyperlink r:id="rId57">
+              <w:r>
+                <w:rPr>
+                  <w:rStyle w:val="Hyperlink"/>
+                </w:rPr>
+                <w:t xml:space="preserve">https://doi.org/10.5281/zenodo.22941318</w:t>
+              </w:r>
+            </w:hyperlink>
+            <w:r>
+              <w:t xml:space="preserve">) as</w:t>
             </w:r>
             <w:r>
               <w:t xml:space="preserve"> </w:t>
@@ -5056,7 +5067,7 @@
               <w:rPr>
                 <w:rStyle w:val="VerbatimChar"/>
               </w:rPr>
-              <w:t xml:space="preserve">unfiltered_cantley_dataset.csv</w:t>
+              <w:t xml:space="preserve">results/unfiltered_cantley_dataset.csv</w:t>
             </w:r>
             <w:r>
               <w:t xml:space="preserve">.</w:t>
@@ -5126,7 +5137,7 @@
               <w:rPr>
                 <w:rStyle w:val="VerbatimChar"/>
               </w:rPr>
-              <w:t xml:space="preserve">subcellular_localization_mapping.csv</w:t>
+              <w:t xml:space="preserve">Supplementary_Table_S2.csv</w:t>
             </w:r>
             <w:r>
               <w:t xml:space="preserve">.</w:t>
@@ -5196,7 +5207,7 @@
               <w:rPr>
                 <w:rStyle w:val="VerbatimChar"/>
               </w:rPr>
-              <w:t xml:space="preserve">ochoa_functional_scores.csv</w:t>
+              <w:t xml:space="preserve">Supplementary_Table_S3.csv</w:t>
             </w:r>
             <w:r>
               <w:t xml:space="preserve">.</w:t>
@@ -5312,7 +5323,7 @@
               <w:rPr>
                 <w:rStyle w:val="VerbatimChar"/>
               </w:rPr>
-              <w:t xml:space="preserve">alluvial_stage_counts.csv</w:t>
+              <w:t xml:space="preserve">Supplementary_Table_S4.csv</w:t>
             </w:r>
             <w:r>
               <w:t xml:space="preserve">.</w:t>
